--- a/a7/packages/A7 Unit 3 - Exponents and Scientific Notation/Answer Keys/A7 3.05  Question Bank - Additional Key.docx
+++ b/a7/packages/A7 Unit 3 - Exponents and Scientific Notation/Answer Keys/A7 3.05  Question Bank - Additional Key.docx
@@ -2437,16 +2437,16 @@
                 <w:rFonts w:ascii="FreeSerif" w:hAnsi="FreeSerif" w:eastAsia="FreeSerif"/>
                 <w:b w:val="0"/>
                 <w:i w:val="0"/>
-                <w:color w:val="9E1B32"/>
+                <w:color w:val="1A1A1A"/>
                 <w:sz w:val="22"/>
               </w:rPr>
-              <w:t xml:space="preserve">●   </w:t>
+              <w:t xml:space="preserve">○   </w:t>
             </w:r>
             <w:r>
               <w:rPr>
-                <w:b/>
+                <w:b w:val="0"/>
                 <w:i w:val="0"/>
-                <w:color w:val="9E1B32"/>
+                <w:color w:val="1A1A1A"/>
                 <w:sz w:val="22"/>
               </w:rPr>
               <w:t xml:space="preserve">A.  </w:t>
@@ -2454,7 +2454,7 @@
             <w:r>
               <w:drawing>
                 <wp:inline xmlns:a="http://schemas.openxmlformats.org/drawingml/2006/main" xmlns:pic="http://schemas.openxmlformats.org/drawingml/2006/picture">
-                  <wp:extent cx="338328" cy="216408"/>
+                  <wp:extent cx="234696" cy="216408"/>
                   <wp:docPr id="34" name="Picture 34"/>
                   <wp:cNvGraphicFramePr>
                     <a:graphicFrameLocks noChangeAspect="1"/>
@@ -2463,7 +2463,7 @@
                     <a:graphicData uri="http://schemas.openxmlformats.org/drawingml/2006/picture">
                       <pic:pic>
                         <pic:nvPicPr>
-                          <pic:cNvPr id="0" name="182ffd3cf6433533.png"/>
+                          <pic:cNvPr id="0" name="8f2066d1f6c8a634.png"/>
                           <pic:cNvPicPr/>
                         </pic:nvPicPr>
                         <pic:blipFill>
@@ -2475,7 +2475,7 @@
                         <pic:spPr>
                           <a:xfrm>
                             <a:off x="0" y="0"/>
-                            <a:ext cx="338328" cy="216408"/>
+                            <a:ext cx="234696" cy="216408"/>
                           </a:xfrm>
                           <a:prstGeom prst="rect"/>
                         </pic:spPr>
@@ -2614,16 +2614,16 @@
                 <w:rFonts w:ascii="FreeSerif" w:hAnsi="FreeSerif" w:eastAsia="FreeSerif"/>
                 <w:b w:val="0"/>
                 <w:i w:val="0"/>
-                <w:color w:val="1A1A1A"/>
+                <w:color w:val="9E1B32"/>
                 <w:sz w:val="22"/>
               </w:rPr>
-              <w:t xml:space="preserve">○   </w:t>
+              <w:t xml:space="preserve">●   </w:t>
             </w:r>
             <w:r>
               <w:rPr>
-                <w:b w:val="0"/>
+                <w:b/>
                 <w:i w:val="0"/>
-                <w:color w:val="1A1A1A"/>
+                <w:color w:val="9E1B32"/>
                 <w:sz w:val="22"/>
               </w:rPr>
               <w:t xml:space="preserve">D.  </w:t>
@@ -2631,7 +2631,7 @@
             <w:r>
               <w:drawing>
                 <wp:inline xmlns:a="http://schemas.openxmlformats.org/drawingml/2006/main" xmlns:pic="http://schemas.openxmlformats.org/drawingml/2006/picture">
-                  <wp:extent cx="234696" cy="216408"/>
+                  <wp:extent cx="338328" cy="216408"/>
                   <wp:docPr id="37" name="Picture 37"/>
                   <wp:cNvGraphicFramePr>
                     <a:graphicFrameLocks noChangeAspect="1"/>
@@ -2640,7 +2640,7 @@
                     <a:graphicData uri="http://schemas.openxmlformats.org/drawingml/2006/picture">
                       <pic:pic>
                         <pic:nvPicPr>
-                          <pic:cNvPr id="0" name="8f2066d1f6c8a634.png"/>
+                          <pic:cNvPr id="0" name="182ffd3cf6433533.png"/>
                           <pic:cNvPicPr/>
                         </pic:nvPicPr>
                         <pic:blipFill>
@@ -2652,7 +2652,7 @@
                         <pic:spPr>
                           <a:xfrm>
                             <a:off x="0" y="0"/>
-                            <a:ext cx="234696" cy="216408"/>
+                            <a:ext cx="338328" cy="216408"/>
                           </a:xfrm>
                           <a:prstGeom prst="rect"/>
                         </pic:spPr>
@@ -2675,7 +2675,7 @@
                 <w:color w:val="9E1B32"/>
                 <w:sz w:val="22"/>
               </w:rPr>
-              <w:t>A</w:t>
+              <w:t>D</w:t>
             </w:r>
           </w:p>
         </w:tc>
